--- a/Báo cáo.docx
+++ b/Báo cáo.docx
@@ -2609,36 +2609,63 @@
     </w:p>
     <w:p>
       <w:r>
-        <w:t>Một số đặc trưng liên quan đến thói quen sử dụng bếp:</w:t>
-      </w:r>
-    </w:p>
-    <w:p>
-      <w:pPr>
-        <w:numPr>
-          <w:ilvl w:val="0"/>
-          <w:numId w:val="19"/>
-        </w:numPr>
-      </w:pPr>
-      <w:r>
-        <w:t xml:space="preserve">hour_sin, hour_cos: biểu diễn thời gian trong ngày dưới dạng tuần hoàn </w:t>
-      </w:r>
-    </w:p>
-    <w:p>
-      <w:pPr>
-        <w:numPr>
-          <w:ilvl w:val="0"/>
-          <w:numId w:val="19"/>
-        </w:numPr>
-      </w:pPr>
-      <w:r>
-        <w:t xml:space="preserve">habit_match: mức độ phù hợp với thói quen sử dụng bếp thông thường </w:t>
-      </w:r>
-    </w:p>
-    <w:p>
-      <w:r>
-        <w:t>Nhóm đặc trưng này giúp mô hình phân biệt giữa hành vi bình thường và bất thường theo ngữ cảnh.</w:t>
-      </w:r>
-    </w:p>
+        <w:t xml:space="preserve">Trong phạm vi nghiên cứu này, hệ thống </w:t>
+      </w:r>
+      <w:r>
+        <w:rPr>
+          <w:b/>
+          <w:bCs/>
+        </w:rPr>
+        <w:t>chưa sử dụng các đặc trưng hành vi phức tạp</w:t>
+      </w:r>
+      <w:r>
+        <w:t xml:space="preserve"> như mô hình hóa thói quen người dùng theo thời gian.</w:t>
+      </w:r>
+    </w:p>
+    <w:p>
+      <w:r>
+        <w:t>Thay vào đó, các hành vi bất thường được phát hiện thông qua các đặc trưng gián tiếp như:</w:t>
+      </w:r>
+    </w:p>
+    <w:p>
+      <w:pPr>
+        <w:numPr>
+          <w:ilvl w:val="0"/>
+          <w:numId w:val="43"/>
+        </w:numPr>
+      </w:pPr>
+      <w:r>
+        <w:t xml:space="preserve">thời gian vắng mặt (absent_time) </w:t>
+      </w:r>
+    </w:p>
+    <w:p>
+      <w:pPr>
+        <w:numPr>
+          <w:ilvl w:val="0"/>
+          <w:numId w:val="43"/>
+        </w:numPr>
+      </w:pPr>
+      <w:r>
+        <w:t xml:space="preserve">thời gian bếp hoạt động (stove_time) </w:t>
+      </w:r>
+    </w:p>
+    <w:p>
+      <w:pPr>
+        <w:numPr>
+          <w:ilvl w:val="0"/>
+          <w:numId w:val="43"/>
+        </w:numPr>
+      </w:pPr>
+      <w:r>
+        <w:t xml:space="preserve">sự thay đổi nhanh của gas và nhiệt độ (gas_delta, temp_delta) </w:t>
+      </w:r>
+    </w:p>
+    <w:p>
+      <w:r>
+        <w:t>Cách tiếp cận này giúp hệ thống đơn giản hơn nhưng vẫn đảm bảo khả năng phát hiện các tình huống nguy hiểm trong thực tế.</w:t>
+      </w:r>
+    </w:p>
+    <w:p/>
     <w:p>
       <w:r>
         <w:pict w14:anchorId="2AE1FAC2">
@@ -2716,6 +2743,7 @@
           <w:b/>
           <w:bCs/>
         </w:rPr>
+        <w:lastRenderedPageBreak/>
         <w:t>Xử lý mất cân bằng dữ liệu:</w:t>
       </w:r>
       <w:r>
@@ -2750,7 +2778,6 @@
         </w:numPr>
       </w:pPr>
       <w:r>
-        <w:lastRenderedPageBreak/>
         <w:t xml:space="preserve">Accuracy </w:t>
       </w:r>
     </w:p>
@@ -3013,6 +3040,167 @@
     <w:p>
       <w:r>
         <w:pict w14:anchorId="2EA2FF9D">
+          <v:rect id="_x0000_i1051" style="width:0;height:1.5pt" o:hralign="center" o:hrstd="t" o:hr="t" fillcolor="#a0a0a0" stroked="f"/>
+        </w:pict>
+      </w:r>
+    </w:p>
+    <w:p>
+      <w:pPr>
+        <w:rPr>
+          <w:b/>
+          <w:bCs/>
+        </w:rPr>
+      </w:pPr>
+      <w:r>
+        <w:rPr>
+          <w:b/>
+          <w:bCs/>
+        </w:rPr>
+        <w:t>4.3. Phần mềm</w:t>
+      </w:r>
+    </w:p>
+    <w:p>
+      <w:r>
+        <w:t>Hệ thống phần mềm được xây dựng trên nền tảng Python, bao gồm các thành phần chính:</w:t>
+      </w:r>
+    </w:p>
+    <w:p>
+      <w:pPr>
+        <w:numPr>
+          <w:ilvl w:val="0"/>
+          <w:numId w:val="23"/>
+        </w:numPr>
+      </w:pPr>
+      <w:r>
+        <w:rPr>
+          <w:b/>
+          <w:bCs/>
+        </w:rPr>
+        <w:t>Python (Machine Learning):</w:t>
+      </w:r>
+      <w:r>
+        <w:br/>
+        <w:t xml:space="preserve">Xử lý dữ liệu, trích xuất đặc trưng và thực hiện dự đoán bằng mô hình </w:t>
+      </w:r>
+    </w:p>
+    <w:p>
+      <w:pPr>
+        <w:numPr>
+          <w:ilvl w:val="0"/>
+          <w:numId w:val="23"/>
+        </w:numPr>
+      </w:pPr>
+      <w:r>
+        <w:rPr>
+          <w:b/>
+          <w:bCs/>
+        </w:rPr>
+        <w:t>Flask (Web):</w:t>
+      </w:r>
+      <w:r>
+        <w:br/>
+        <w:t xml:space="preserve">Xây dựng giao diện web hiển thị dữ liệu và trạng thái hệ thống theo thời gian thực </w:t>
+      </w:r>
+    </w:p>
+    <w:p>
+      <w:pPr>
+        <w:numPr>
+          <w:ilvl w:val="0"/>
+          <w:numId w:val="23"/>
+        </w:numPr>
+      </w:pPr>
+      <w:r>
+        <w:rPr>
+          <w:b/>
+          <w:bCs/>
+        </w:rPr>
+        <w:t>Serial Communication:</w:t>
+      </w:r>
+      <w:r>
+        <w:br/>
+        <w:t xml:space="preserve">Sử dụng thư viện Serial để nhận dữ liệu từ Arduino </w:t>
+      </w:r>
+    </w:p>
+    <w:p>
+      <w:r>
+        <w:lastRenderedPageBreak/>
+        <w:t>Quá trình hoạt động:</w:t>
+      </w:r>
+    </w:p>
+    <w:p>
+      <w:pPr>
+        <w:numPr>
+          <w:ilvl w:val="0"/>
+          <w:numId w:val="24"/>
+        </w:numPr>
+      </w:pPr>
+      <w:r>
+        <w:t xml:space="preserve">Python chạy liên tục để lắng nghe dữ liệu từ Serial </w:t>
+      </w:r>
+    </w:p>
+    <w:p>
+      <w:pPr>
+        <w:numPr>
+          <w:ilvl w:val="0"/>
+          <w:numId w:val="24"/>
+        </w:numPr>
+      </w:pPr>
+      <w:r>
+        <w:t xml:space="preserve">Mỗi khi Arduino gửi dữ liệu (2 giây/lần), hệ thống sẽ: </w:t>
+      </w:r>
+    </w:p>
+    <w:p>
+      <w:pPr>
+        <w:numPr>
+          <w:ilvl w:val="1"/>
+          <w:numId w:val="24"/>
+        </w:numPr>
+      </w:pPr>
+      <w:r>
+        <w:t xml:space="preserve">đọc dữ liệu </w:t>
+      </w:r>
+    </w:p>
+    <w:p>
+      <w:pPr>
+        <w:numPr>
+          <w:ilvl w:val="1"/>
+          <w:numId w:val="24"/>
+        </w:numPr>
+      </w:pPr>
+      <w:r>
+        <w:t xml:space="preserve">xử lý và cập nhật feature </w:t>
+      </w:r>
+    </w:p>
+    <w:p>
+      <w:pPr>
+        <w:numPr>
+          <w:ilvl w:val="1"/>
+          <w:numId w:val="24"/>
+        </w:numPr>
+      </w:pPr>
+      <w:r>
+        <w:t xml:space="preserve">đưa vào mô hình để dự đoán </w:t>
+      </w:r>
+    </w:p>
+    <w:p>
+      <w:pPr>
+        <w:numPr>
+          <w:ilvl w:val="1"/>
+          <w:numId w:val="24"/>
+        </w:numPr>
+      </w:pPr>
+      <w:r>
+        <w:t xml:space="preserve">cập nhật giao diện web và trạng thái cảnh báo </w:t>
+      </w:r>
+    </w:p>
+    <w:p>
+      <w:r>
+        <w:t>Trong trường hợp xảy ra lỗi (mất dữ liệu, lỗi đọc Serial), hệ thống sử dụng các cấu trúc điều kiện để xử lý và đảm bảo không làm gián đoạn toàn bộ chương trình.</w:t>
+      </w:r>
+    </w:p>
+    <w:p>
+      <w:r>
+        <w:pict w14:anchorId="3E34F21E">
           <v:rect id="_x0000_i1052" style="width:0;height:1.5pt" o:hralign="center" o:hrstd="t" o:hr="t" fillcolor="#a0a0a0" stroked="f"/>
         </w:pict>
       </w:r>
@@ -3029,151 +3217,85 @@
           <w:b/>
           <w:bCs/>
         </w:rPr>
-        <w:t>4.3. Phần mềm</w:t>
-      </w:r>
-    </w:p>
-    <w:p>
-      <w:r>
-        <w:t>Hệ thống phần mềm được xây dựng trên nền tảng Python, bao gồm các thành phần chính:</w:t>
-      </w:r>
-    </w:p>
-    <w:p>
-      <w:pPr>
-        <w:numPr>
-          <w:ilvl w:val="0"/>
-          <w:numId w:val="23"/>
-        </w:numPr>
-      </w:pPr>
-      <w:r>
-        <w:rPr>
-          <w:b/>
-          <w:bCs/>
-        </w:rPr>
-        <w:t>Python (Machine Learning):</w:t>
-      </w:r>
-      <w:r>
-        <w:br/>
-        <w:t xml:space="preserve">Xử lý dữ liệu, trích xuất đặc trưng và thực hiện dự đoán bằng mô hình </w:t>
-      </w:r>
-    </w:p>
-    <w:p>
-      <w:pPr>
-        <w:numPr>
-          <w:ilvl w:val="0"/>
-          <w:numId w:val="23"/>
-        </w:numPr>
-      </w:pPr>
-      <w:r>
-        <w:rPr>
-          <w:b/>
-          <w:bCs/>
-        </w:rPr>
-        <w:t>Flask (Web):</w:t>
-      </w:r>
-      <w:r>
-        <w:br/>
-        <w:t xml:space="preserve">Xây dựng giao diện web hiển thị dữ liệu và trạng thái hệ thống theo thời gian thực </w:t>
-      </w:r>
-    </w:p>
-    <w:p>
-      <w:pPr>
-        <w:numPr>
-          <w:ilvl w:val="0"/>
-          <w:numId w:val="23"/>
-        </w:numPr>
-      </w:pPr>
-      <w:r>
-        <w:rPr>
-          <w:b/>
-          <w:bCs/>
-        </w:rPr>
-        <w:t>Serial Communication:</w:t>
-      </w:r>
-      <w:r>
-        <w:br/>
-        <w:t xml:space="preserve">Sử dụng thư viện Serial để nhận dữ liệu từ Arduino </w:t>
-      </w:r>
-    </w:p>
-    <w:p>
-      <w:r>
-        <w:lastRenderedPageBreak/>
-        <w:t>Quá trình hoạt động:</w:t>
-      </w:r>
-    </w:p>
-    <w:p>
-      <w:pPr>
-        <w:numPr>
-          <w:ilvl w:val="0"/>
-          <w:numId w:val="24"/>
-        </w:numPr>
-      </w:pPr>
-      <w:r>
-        <w:t xml:space="preserve">Python chạy liên tục để lắng nghe dữ liệu từ Serial </w:t>
-      </w:r>
-    </w:p>
-    <w:p>
-      <w:pPr>
-        <w:numPr>
-          <w:ilvl w:val="0"/>
-          <w:numId w:val="24"/>
-        </w:numPr>
-      </w:pPr>
-      <w:r>
-        <w:t xml:space="preserve">Mỗi khi Arduino gửi dữ liệu (2 giây/lần), hệ thống sẽ: </w:t>
-      </w:r>
-    </w:p>
-    <w:p>
-      <w:pPr>
-        <w:numPr>
-          <w:ilvl w:val="1"/>
-          <w:numId w:val="24"/>
-        </w:numPr>
-      </w:pPr>
-      <w:r>
-        <w:t xml:space="preserve">đọc dữ liệu </w:t>
-      </w:r>
-    </w:p>
-    <w:p>
-      <w:pPr>
-        <w:numPr>
-          <w:ilvl w:val="1"/>
-          <w:numId w:val="24"/>
-        </w:numPr>
-      </w:pPr>
-      <w:r>
-        <w:t xml:space="preserve">xử lý và cập nhật feature </w:t>
-      </w:r>
-    </w:p>
-    <w:p>
-      <w:pPr>
-        <w:numPr>
-          <w:ilvl w:val="1"/>
-          <w:numId w:val="24"/>
-        </w:numPr>
-      </w:pPr>
-      <w:r>
-        <w:t xml:space="preserve">đưa vào mô hình để dự đoán </w:t>
-      </w:r>
-    </w:p>
-    <w:p>
-      <w:pPr>
-        <w:numPr>
-          <w:ilvl w:val="1"/>
-          <w:numId w:val="24"/>
-        </w:numPr>
-      </w:pPr>
-      <w:r>
-        <w:t xml:space="preserve">cập nhật giao diện web và trạng thái cảnh báo </w:t>
-      </w:r>
-    </w:p>
-    <w:p>
-      <w:r>
-        <w:t>Trong trường hợp xảy ra lỗi (mất dữ liệu, lỗi đọc Serial), hệ thống sử dụng các cấu trúc điều kiện để xử lý và đảm bảo không làm gián đoạn toàn bộ chương trình.</w:t>
-      </w:r>
-    </w:p>
-    <w:p>
-      <w:r>
-        <w:pict w14:anchorId="3E34F21E">
+        <w:t>4.4. Thiết kế mô hình AI</w:t>
+      </w:r>
+    </w:p>
+    <w:p>
+      <w:pPr>
+        <w:rPr>
+          <w:b/>
+          <w:bCs/>
+        </w:rPr>
+      </w:pPr>
+      <w:r>
+        <w:rPr>
+          <w:b/>
+          <w:bCs/>
+        </w:rPr>
+        <w:t>4.4.1. Mô hình cơ bản</w:t>
+      </w:r>
+    </w:p>
+    <w:p>
+      <w:r>
+        <w:t xml:space="preserve">Mô hình chính được sử dụng là </w:t>
+      </w:r>
+      <w:r>
+        <w:rPr>
+          <w:b/>
+          <w:bCs/>
+        </w:rPr>
+        <w:t>Random Forest</w:t>
+      </w:r>
+      <w:r>
+        <w:t>, phù hợp với dữ liệu dạng bảng và không yêu cầu chuẩn hóa phức tạp.</w:t>
+      </w:r>
+    </w:p>
+    <w:p>
+      <w:r>
+        <w:t>Đầu vào của mô hình bao gồm các đặc trưng:</w:t>
+      </w:r>
+    </w:p>
+    <w:p>
+      <w:pPr>
+        <w:numPr>
+          <w:ilvl w:val="0"/>
+          <w:numId w:val="25"/>
+        </w:numPr>
+      </w:pPr>
+      <w:r>
+        <w:t xml:space="preserve">gas, temp, fire, human, stove_on </w:t>
+      </w:r>
+    </w:p>
+    <w:p>
+      <w:pPr>
+        <w:numPr>
+          <w:ilvl w:val="0"/>
+          <w:numId w:val="25"/>
+        </w:numPr>
+      </w:pPr>
+      <w:r>
+        <w:t xml:space="preserve">absent_time, stove_time </w:t>
+      </w:r>
+    </w:p>
+    <w:p>
+      <w:pPr>
+        <w:numPr>
+          <w:ilvl w:val="0"/>
+          <w:numId w:val="25"/>
+        </w:numPr>
+      </w:pPr>
+      <w:r>
+        <w:t xml:space="preserve">gas_delta, temp_delta </w:t>
+      </w:r>
+    </w:p>
+    <w:p>
+      <w:r>
+        <w:t>Mô hình có khả năng xử lý tốt các mối quan hệ phi tuyến và chống overfitting ở mức độ nhất định.</w:t>
+      </w:r>
+    </w:p>
+    <w:p>
+      <w:r>
+        <w:pict w14:anchorId="103938B3">
           <v:rect id="_x0000_i1053" style="width:0;height:1.5pt" o:hralign="center" o:hrstd="t" o:hr="t" fillcolor="#a0a0a0" stroked="f"/>
         </w:pict>
       </w:r>
@@ -3190,85 +3312,134 @@
           <w:b/>
           <w:bCs/>
         </w:rPr>
-        <w:t>4.4. Thiết kế mô hình AI</w:t>
-      </w:r>
-    </w:p>
-    <w:p>
-      <w:pPr>
-        <w:rPr>
-          <w:b/>
-          <w:bCs/>
-        </w:rPr>
-      </w:pPr>
-      <w:r>
-        <w:rPr>
-          <w:b/>
-          <w:bCs/>
-        </w:rPr>
-        <w:t>4.4.1. Mô hình cơ bản</w:t>
-      </w:r>
-    </w:p>
-    <w:p>
-      <w:r>
-        <w:t xml:space="preserve">Mô hình chính được sử dụng là </w:t>
-      </w:r>
-      <w:r>
-        <w:rPr>
-          <w:b/>
-          <w:bCs/>
-        </w:rPr>
-        <w:t>Random Forest</w:t>
-      </w:r>
-      <w:r>
-        <w:t>, phù hợp với dữ liệu dạng bảng và không yêu cầu chuẩn hóa phức tạp.</w:t>
-      </w:r>
-    </w:p>
-    <w:p>
-      <w:r>
-        <w:t>Đầu vào của mô hình bao gồm các đặc trưng:</w:t>
-      </w:r>
-    </w:p>
-    <w:p>
-      <w:pPr>
-        <w:numPr>
-          <w:ilvl w:val="0"/>
-          <w:numId w:val="25"/>
-        </w:numPr>
-      </w:pPr>
-      <w:r>
-        <w:t xml:space="preserve">gas, temp, fire, human, stove_on </w:t>
-      </w:r>
-    </w:p>
-    <w:p>
-      <w:pPr>
-        <w:numPr>
-          <w:ilvl w:val="0"/>
-          <w:numId w:val="25"/>
-        </w:numPr>
-      </w:pPr>
-      <w:r>
-        <w:t xml:space="preserve">absent_time, stove_time </w:t>
-      </w:r>
-    </w:p>
-    <w:p>
-      <w:pPr>
-        <w:numPr>
-          <w:ilvl w:val="0"/>
-          <w:numId w:val="25"/>
-        </w:numPr>
-      </w:pPr>
-      <w:r>
-        <w:t xml:space="preserve">gas_delta, temp_delta </w:t>
-      </w:r>
-    </w:p>
-    <w:p>
-      <w:r>
-        <w:t>Mô hình có khả năng xử lý tốt các mối quan hệ phi tuyến và chống overfitting ở mức độ nhất định.</w:t>
-      </w:r>
-    </w:p>
-    <w:p>
-      <w:r>
-        <w:pict w14:anchorId="103938B3">
+        <w:t>4.4.2. Mô hình nâng cấp</w:t>
+      </w:r>
+    </w:p>
+    <w:p>
+      <w:r>
+        <w:t>So với mô hình cơ bản chỉ sử dụng dữ liệu tức thời, hệ thống được nâng cấp bằng cách bổ sung:</w:t>
+      </w:r>
+    </w:p>
+    <w:p>
+      <w:pPr>
+        <w:numPr>
+          <w:ilvl w:val="0"/>
+          <w:numId w:val="26"/>
+        </w:numPr>
+      </w:pPr>
+      <w:r>
+        <w:t xml:space="preserve">đặc trưng thời gian (absent_time, stove_time) </w:t>
+      </w:r>
+    </w:p>
+    <w:p>
+      <w:pPr>
+        <w:numPr>
+          <w:ilvl w:val="0"/>
+          <w:numId w:val="26"/>
+        </w:numPr>
+      </w:pPr>
+      <w:r>
+        <w:t xml:space="preserve">đặc trưng biến động (gas_delta, temp_delta) </w:t>
+      </w:r>
+    </w:p>
+    <w:p>
+      <w:r>
+        <w:t>Nhờ đó, mô hình không chỉ dựa vào giá trị tại một thời điểm mà còn hiểu được xu hướng thay đổi theo thời gian, giúp cải thiện khả năng phát hiện các tình huống nguy hiểm.</w:t>
+      </w:r>
+    </w:p>
+    <w:p/>
+    <w:p>
+      <w:pPr>
+        <w:rPr>
+          <w:b/>
+          <w:bCs/>
+        </w:rPr>
+      </w:pPr>
+      <w:r>
+        <w:rPr>
+          <w:b/>
+          <w:bCs/>
+        </w:rPr>
+        <w:t>4.4.3. So sánh với baseline</w:t>
+      </w:r>
+    </w:p>
+    <w:p>
+      <w:r>
+        <w:t>Để đánh giá hiệu quả, mô hình Random Forest có thể được so sánh với các phương pháp đơn giản hơn:</w:t>
+      </w:r>
+    </w:p>
+    <w:p>
+      <w:pPr>
+        <w:numPr>
+          <w:ilvl w:val="0"/>
+          <w:numId w:val="27"/>
+        </w:numPr>
+      </w:pPr>
+      <w:r>
+        <w:rPr>
+          <w:b/>
+          <w:bCs/>
+        </w:rPr>
+        <w:t>Decision Tree</w:t>
+      </w:r>
+      <w:r>
+        <w:t xml:space="preserve"> </w:t>
+      </w:r>
+    </w:p>
+    <w:p>
+      <w:pPr>
+        <w:numPr>
+          <w:ilvl w:val="0"/>
+          <w:numId w:val="27"/>
+        </w:numPr>
+      </w:pPr>
+      <w:r>
+        <w:rPr>
+          <w:b/>
+          <w:bCs/>
+        </w:rPr>
+        <w:lastRenderedPageBreak/>
+        <w:t>Logistic Regression</w:t>
+      </w:r>
+      <w:r>
+        <w:t xml:space="preserve"> </w:t>
+      </w:r>
+    </w:p>
+    <w:p>
+      <w:r>
+        <w:t>Các mô hình baseline này thường:</w:t>
+      </w:r>
+    </w:p>
+    <w:p>
+      <w:pPr>
+        <w:numPr>
+          <w:ilvl w:val="0"/>
+          <w:numId w:val="28"/>
+        </w:numPr>
+      </w:pPr>
+      <w:r>
+        <w:t xml:space="preserve">dễ triển khai </w:t>
+      </w:r>
+    </w:p>
+    <w:p>
+      <w:pPr>
+        <w:numPr>
+          <w:ilvl w:val="0"/>
+          <w:numId w:val="28"/>
+        </w:numPr>
+      </w:pPr>
+      <w:r>
+        <w:t xml:space="preserve">nhưng kém chính xác hơn trong các tình huống phức tạp </w:t>
+      </w:r>
+    </w:p>
+    <w:p>
+      <w:r>
+        <w:t>Kết quả cho thấy Random Forest phù hợp hơn với bài toán do khả năng kết hợp nhiều cây quyết định và giảm sai số.</w:t>
+      </w:r>
+    </w:p>
+    <w:p>
+      <w:r>
+        <w:pict w14:anchorId="1C370EEC">
           <v:rect id="_x0000_i1054" style="width:0;height:1.5pt" o:hralign="center" o:hrstd="t" o:hr="t" fillcolor="#a0a0a0" stroked="f"/>
         </w:pict>
       </w:r>
@@ -3285,75 +3456,101 @@
           <w:b/>
           <w:bCs/>
         </w:rPr>
-        <w:t>4.4.2. Mô hình nâng cấp</w:t>
-      </w:r>
-    </w:p>
-    <w:p>
-      <w:r>
-        <w:t>So với mô hình cơ bản chỉ sử dụng dữ liệu tức thời, hệ thống được nâng cấp bằng cách bổ sung:</w:t>
-      </w:r>
-    </w:p>
-    <w:p>
-      <w:pPr>
-        <w:numPr>
-          <w:ilvl w:val="0"/>
-          <w:numId w:val="26"/>
-        </w:numPr>
-      </w:pPr>
-      <w:r>
-        <w:t xml:space="preserve">đặc trưng thời gian (absent_time, stove_time) </w:t>
-      </w:r>
-    </w:p>
-    <w:p>
-      <w:pPr>
-        <w:numPr>
-          <w:ilvl w:val="0"/>
-          <w:numId w:val="26"/>
-        </w:numPr>
-      </w:pPr>
-      <w:r>
-        <w:t xml:space="preserve">đặc trưng biến động (gas_delta, temp_delta) </w:t>
-      </w:r>
-    </w:p>
-    <w:p>
-      <w:r>
-        <w:t>Nhờ đó, mô hình không chỉ dựa vào giá trị tại một thời điểm mà còn hiểu được xu hướng thay đổi theo thời gian, giúp cải thiện khả năng phát hiện các tình huống nguy hiểm.</w:t>
-      </w:r>
-    </w:p>
-    <w:p/>
-    <w:p>
-      <w:pPr>
-        <w:rPr>
-          <w:b/>
-          <w:bCs/>
-        </w:rPr>
-      </w:pPr>
-      <w:r>
-        <w:rPr>
-          <w:b/>
-          <w:bCs/>
-        </w:rPr>
-        <w:t>4.4.3. So sánh với baseline</w:t>
-      </w:r>
-    </w:p>
-    <w:p>
-      <w:r>
-        <w:t>Để đánh giá hiệu quả, mô hình Random Forest có thể được so sánh với các phương pháp đơn giản hơn:</w:t>
-      </w:r>
-    </w:p>
-    <w:p>
-      <w:pPr>
-        <w:numPr>
-          <w:ilvl w:val="0"/>
-          <w:numId w:val="27"/>
-        </w:numPr>
-      </w:pPr>
-      <w:r>
-        <w:rPr>
-          <w:b/>
-          <w:bCs/>
-        </w:rPr>
-        <w:t>Decision Tree</w:t>
+        <w:t>4.5. Cơ chế hậu xử lý (Business Rules)</w:t>
+      </w:r>
+    </w:p>
+    <w:p>
+      <w:r>
+        <w:t>Bên cạnh mô hình học máy, hệ thống còn cho phép áp dụng các luật (rule) do người dùng định nghĩa để tăng độ tin cậy.</w:t>
+      </w:r>
+    </w:p>
+    <w:p>
+      <w:r>
+        <w:t>Ví dụ:</w:t>
+      </w:r>
+    </w:p>
+    <w:p>
+      <w:pPr>
+        <w:numPr>
+          <w:ilvl w:val="0"/>
+          <w:numId w:val="29"/>
+        </w:numPr>
+      </w:pPr>
+      <w:r>
+        <w:t xml:space="preserve">gas cao + không có người → danger </w:t>
+      </w:r>
+    </w:p>
+    <w:p>
+      <w:pPr>
+        <w:numPr>
+          <w:ilvl w:val="0"/>
+          <w:numId w:val="29"/>
+        </w:numPr>
+      </w:pPr>
+      <w:r>
+        <w:t xml:space="preserve">lửa xuất hiện trong thời gian dài → warning hoặc danger </w:t>
+      </w:r>
+    </w:p>
+    <w:p>
+      <w:r>
+        <w:t>Các rule này được áp dụng sau khi có kết quả từ mô hình, nhằm điều chỉnh lại dự đoán trong các trường hợp đặc biệt.</w:t>
+      </w:r>
+    </w:p>
+    <w:p>
+      <w:r>
+        <w:t xml:space="preserve">Cách tiếp cận kết hợp giữa </w:t>
+      </w:r>
+      <w:r>
+        <w:rPr>
+          <w:b/>
+          <w:bCs/>
+        </w:rPr>
+        <w:t>Machine Learning + Rule-based</w:t>
+      </w:r>
+      <w:r>
+        <w:t xml:space="preserve"> giúp hệ thống vừa linh hoạt vừa đảm bảo an toàn.</w:t>
+      </w:r>
+    </w:p>
+    <w:p>
+      <w:r>
+        <w:pict w14:anchorId="07443633">
+          <v:rect id="_x0000_i1055" style="width:0;height:1.5pt" o:hralign="center" o:hrstd="t" o:hr="t" fillcolor="#a0a0a0" stroked="f"/>
+        </w:pict>
+      </w:r>
+    </w:p>
+    <w:p>
+      <w:pPr>
+        <w:rPr>
+          <w:b/>
+          <w:bCs/>
+        </w:rPr>
+      </w:pPr>
+      <w:r>
+        <w:rPr>
+          <w:b/>
+          <w:bCs/>
+        </w:rPr>
+        <w:t>4.6. Cơ chế cảnh báo</w:t>
+      </w:r>
+    </w:p>
+    <w:p>
+      <w:r>
+        <w:t>Khi phát hiện trạng thái bất thường, hệ thống kích hoạt các cơ chế cảnh báo:</w:t>
+      </w:r>
+    </w:p>
+    <w:p>
+      <w:pPr>
+        <w:numPr>
+          <w:ilvl w:val="0"/>
+          <w:numId w:val="30"/>
+        </w:numPr>
+      </w:pPr>
+      <w:r>
+        <w:rPr>
+          <w:b/>
+          <w:bCs/>
+        </w:rPr>
+        <w:t>Local (phần cứng):</w:t>
       </w:r>
       <w:r>
         <w:t xml:space="preserve"> </w:t>
@@ -3362,57 +3559,102 @@
     <w:p>
       <w:pPr>
         <w:numPr>
-          <w:ilvl w:val="0"/>
-          <w:numId w:val="27"/>
-        </w:numPr>
-      </w:pPr>
-      <w:r>
-        <w:rPr>
-          <w:b/>
-          <w:bCs/>
-        </w:rPr>
-        <w:lastRenderedPageBreak/>
-        <w:t>Logistic Regression</w:t>
+          <w:ilvl w:val="1"/>
+          <w:numId w:val="30"/>
+        </w:numPr>
+      </w:pPr>
+      <w:r>
+        <w:t xml:space="preserve">Buzzer phát âm thanh </w:t>
+      </w:r>
+    </w:p>
+    <w:p>
+      <w:pPr>
+        <w:numPr>
+          <w:ilvl w:val="1"/>
+          <w:numId w:val="30"/>
+        </w:numPr>
+      </w:pPr>
+      <w:r>
+        <w:t xml:space="preserve">LED hiển thị trạng thái </w:t>
+      </w:r>
+    </w:p>
+    <w:p>
+      <w:pPr>
+        <w:numPr>
+          <w:ilvl w:val="0"/>
+          <w:numId w:val="30"/>
+        </w:numPr>
+      </w:pPr>
+      <w:r>
+        <w:rPr>
+          <w:b/>
+          <w:bCs/>
+        </w:rPr>
+        <w:t>Web interface:</w:t>
       </w:r>
       <w:r>
         <w:t xml:space="preserve"> </w:t>
       </w:r>
     </w:p>
     <w:p>
-      <w:r>
-        <w:t>Các mô hình baseline này thường:</w:t>
-      </w:r>
-    </w:p>
-    <w:p>
-      <w:pPr>
-        <w:numPr>
-          <w:ilvl w:val="0"/>
-          <w:numId w:val="28"/>
-        </w:numPr>
-      </w:pPr>
-      <w:r>
-        <w:t xml:space="preserve">dễ triển khai </w:t>
-      </w:r>
-    </w:p>
-    <w:p>
-      <w:pPr>
-        <w:numPr>
-          <w:ilvl w:val="0"/>
-          <w:numId w:val="28"/>
-        </w:numPr>
-      </w:pPr>
-      <w:r>
-        <w:t xml:space="preserve">nhưng kém chính xác hơn trong các tình huống phức tạp </w:t>
-      </w:r>
-    </w:p>
-    <w:p>
-      <w:r>
-        <w:t>Kết quả cho thấy Random Forest phù hợp hơn với bài toán do khả năng kết hợp nhiều cây quyết định và giảm sai số.</w:t>
-      </w:r>
-    </w:p>
-    <w:p>
-      <w:r>
-        <w:pict w14:anchorId="1C370EEC">
+      <w:pPr>
+        <w:numPr>
+          <w:ilvl w:val="1"/>
+          <w:numId w:val="30"/>
+        </w:numPr>
+      </w:pPr>
+      <w:r>
+        <w:t xml:space="preserve">Hiển thị trạng thái theo thời gian thực </w:t>
+      </w:r>
+    </w:p>
+    <w:p>
+      <w:pPr>
+        <w:numPr>
+          <w:ilvl w:val="1"/>
+          <w:numId w:val="30"/>
+        </w:numPr>
+      </w:pPr>
+      <w:r>
+        <w:t xml:space="preserve">Cảnh báo trực quan cho người dùng </w:t>
+      </w:r>
+    </w:p>
+    <w:p>
+      <w:pPr>
+        <w:numPr>
+          <w:ilvl w:val="0"/>
+          <w:numId w:val="30"/>
+        </w:numPr>
+      </w:pPr>
+      <w:r>
+        <w:rPr>
+          <w:b/>
+          <w:bCs/>
+        </w:rPr>
+        <w:t>Logging:</w:t>
+      </w:r>
+      <w:r>
+        <w:t xml:space="preserve"> </w:t>
+      </w:r>
+    </w:p>
+    <w:p>
+      <w:pPr>
+        <w:numPr>
+          <w:ilvl w:val="1"/>
+          <w:numId w:val="30"/>
+        </w:numPr>
+      </w:pPr>
+      <w:r>
+        <w:t xml:space="preserve">Ghi lại dữ liệu và trạng thái để phục vụ phân tích sau này </w:t>
+      </w:r>
+    </w:p>
+    <w:p>
+      <w:r>
+        <w:t>Cơ chế này đảm bảo người dùng có thể nhận biết nguy hiểm một cách nhanh chóng và rõ ràng.</w:t>
+      </w:r>
+    </w:p>
+    <w:p>
+      <w:r>
+        <w:pict w14:anchorId="5EDFFA6C">
           <v:rect id="_x0000_i1056" style="width:0;height:1.5pt" o:hralign="center" o:hrstd="t" o:hr="t" fillcolor="#a0a0a0" stroked="f"/>
         </w:pict>
       </w:r>
@@ -3429,64 +3671,104 @@
           <w:b/>
           <w:bCs/>
         </w:rPr>
-        <w:t>4.5. Cơ chế hậu xử lý (Business Rules)</w:t>
-      </w:r>
-    </w:p>
-    <w:p>
-      <w:r>
-        <w:t>Bên cạnh mô hình học máy, hệ thống còn cho phép áp dụng các luật (rule) do người dùng định nghĩa để tăng độ tin cậy.</w:t>
-      </w:r>
-    </w:p>
-    <w:p>
-      <w:r>
-        <w:t>Ví dụ:</w:t>
-      </w:r>
-    </w:p>
-    <w:p>
-      <w:pPr>
-        <w:numPr>
-          <w:ilvl w:val="0"/>
-          <w:numId w:val="29"/>
-        </w:numPr>
-      </w:pPr>
-      <w:r>
-        <w:t xml:space="preserve">gas cao + không có người → danger </w:t>
-      </w:r>
-    </w:p>
-    <w:p>
-      <w:pPr>
-        <w:numPr>
-          <w:ilvl w:val="0"/>
-          <w:numId w:val="29"/>
-        </w:numPr>
-      </w:pPr>
-      <w:r>
-        <w:t xml:space="preserve">lửa xuất hiện trong thời gian dài → warning hoặc danger </w:t>
-      </w:r>
-    </w:p>
-    <w:p>
-      <w:r>
-        <w:t>Các rule này được áp dụng sau khi có kết quả từ mô hình, nhằm điều chỉnh lại dự đoán trong các trường hợp đặc biệt.</w:t>
-      </w:r>
-    </w:p>
-    <w:p>
-      <w:r>
-        <w:t xml:space="preserve">Cách tiếp cận kết hợp giữa </w:t>
-      </w:r>
-      <w:r>
-        <w:rPr>
-          <w:b/>
-          <w:bCs/>
-        </w:rPr>
-        <w:t>Machine Learning + Rule-based</w:t>
-      </w:r>
-      <w:r>
-        <w:t xml:space="preserve"> giúp hệ thống vừa linh hoạt vừa đảm bảo an toàn.</w:t>
-      </w:r>
-    </w:p>
-    <w:p>
-      <w:r>
-        <w:pict w14:anchorId="07443633">
+        <w:lastRenderedPageBreak/>
+        <w:t>4.7. Bảo mật và an toàn dữ liệu</w:t>
+      </w:r>
+    </w:p>
+    <w:p>
+      <w:r>
+        <w:t>Trong phạm vi nghiên cứu, hệ thống tập trung vào chức năng nhận diện và cảnh báo, do đó các cơ chế bảo mật được triển khai ở mức cơ bản:</w:t>
+      </w:r>
+    </w:p>
+    <w:p>
+      <w:pPr>
+        <w:numPr>
+          <w:ilvl w:val="0"/>
+          <w:numId w:val="31"/>
+        </w:numPr>
+      </w:pPr>
+      <w:r>
+        <w:t xml:space="preserve">Dữ liệu truyền qua Serial nội bộ nên ít rủi ro từ bên ngoài </w:t>
+      </w:r>
+    </w:p>
+    <w:p>
+      <w:pPr>
+        <w:numPr>
+          <w:ilvl w:val="0"/>
+          <w:numId w:val="31"/>
+        </w:numPr>
+      </w:pPr>
+      <w:r>
+        <w:t xml:space="preserve">Hệ thống không lưu trữ thông tin nhạy cảm của người dùng </w:t>
+      </w:r>
+    </w:p>
+    <w:p>
+      <w:pPr>
+        <w:numPr>
+          <w:ilvl w:val="0"/>
+          <w:numId w:val="31"/>
+        </w:numPr>
+      </w:pPr>
+      <w:r>
+        <w:t xml:space="preserve">Các lỗi trong quá trình xử lý được kiểm soát bằng điều kiện chương trình nhằm tránh gây gián đoạn </w:t>
+      </w:r>
+    </w:p>
+    <w:p>
+      <w:r>
+        <w:t>Trong tương lai, hệ thống có thể được mở rộng với:</w:t>
+      </w:r>
+    </w:p>
+    <w:p>
+      <w:pPr>
+        <w:numPr>
+          <w:ilvl w:val="0"/>
+          <w:numId w:val="32"/>
+        </w:numPr>
+      </w:pPr>
+      <w:r>
+        <w:t xml:space="preserve">mã hóa dữ liệu truyền </w:t>
+      </w:r>
+    </w:p>
+    <w:p>
+      <w:pPr>
+        <w:numPr>
+          <w:ilvl w:val="0"/>
+          <w:numId w:val="32"/>
+        </w:numPr>
+      </w:pPr>
+      <w:r>
+        <w:t xml:space="preserve">xác thực người dùng trên giao diện web </w:t>
+      </w:r>
+    </w:p>
+    <w:p>
+      <w:pPr>
+        <w:numPr>
+          <w:ilvl w:val="0"/>
+          <w:numId w:val="32"/>
+        </w:numPr>
+      </w:pPr>
+      <w:r>
+        <w:t>lưu trữ dữ liệu an toàn trên server</w:t>
+      </w:r>
+    </w:p>
+    <w:p>
+      <w:pPr>
+        <w:rPr>
+          <w:b/>
+          <w:bCs/>
+        </w:rPr>
+      </w:pPr>
+      <w:r>
+        <w:rPr>
+          <w:b/>
+          <w:bCs/>
+        </w:rPr>
+        <w:t>5. THỰC NGHIỆM VÀ KẾT QUẢ</w:t>
+      </w:r>
+    </w:p>
+    <w:p>
+      <w:r>
+        <w:pict w14:anchorId="0619391F">
           <v:rect id="_x0000_i1057" style="width:0;height:1.5pt" o:hralign="center" o:hrstd="t" o:hr="t" fillcolor="#a0a0a0" stroked="f"/>
         </w:pict>
       </w:r>
@@ -3503,261 +3785,6 @@
           <w:b/>
           <w:bCs/>
         </w:rPr>
-        <w:t>4.6. Cơ chế cảnh báo</w:t>
-      </w:r>
-    </w:p>
-    <w:p>
-      <w:r>
-        <w:t>Khi phát hiện trạng thái bất thường, hệ thống kích hoạt các cơ chế cảnh báo:</w:t>
-      </w:r>
-    </w:p>
-    <w:p>
-      <w:pPr>
-        <w:numPr>
-          <w:ilvl w:val="0"/>
-          <w:numId w:val="30"/>
-        </w:numPr>
-      </w:pPr>
-      <w:r>
-        <w:rPr>
-          <w:b/>
-          <w:bCs/>
-        </w:rPr>
-        <w:t>Local (phần cứng):</w:t>
-      </w:r>
-      <w:r>
-        <w:t xml:space="preserve"> </w:t>
-      </w:r>
-    </w:p>
-    <w:p>
-      <w:pPr>
-        <w:numPr>
-          <w:ilvl w:val="1"/>
-          <w:numId w:val="30"/>
-        </w:numPr>
-      </w:pPr>
-      <w:r>
-        <w:t xml:space="preserve">Buzzer phát âm thanh </w:t>
-      </w:r>
-    </w:p>
-    <w:p>
-      <w:pPr>
-        <w:numPr>
-          <w:ilvl w:val="1"/>
-          <w:numId w:val="30"/>
-        </w:numPr>
-      </w:pPr>
-      <w:r>
-        <w:t xml:space="preserve">LED hiển thị trạng thái </w:t>
-      </w:r>
-    </w:p>
-    <w:p>
-      <w:pPr>
-        <w:numPr>
-          <w:ilvl w:val="0"/>
-          <w:numId w:val="30"/>
-        </w:numPr>
-      </w:pPr>
-      <w:r>
-        <w:rPr>
-          <w:b/>
-          <w:bCs/>
-        </w:rPr>
-        <w:t>Web interface:</w:t>
-      </w:r>
-      <w:r>
-        <w:t xml:space="preserve"> </w:t>
-      </w:r>
-    </w:p>
-    <w:p>
-      <w:pPr>
-        <w:numPr>
-          <w:ilvl w:val="1"/>
-          <w:numId w:val="30"/>
-        </w:numPr>
-      </w:pPr>
-      <w:r>
-        <w:t xml:space="preserve">Hiển thị trạng thái theo thời gian thực </w:t>
-      </w:r>
-    </w:p>
-    <w:p>
-      <w:pPr>
-        <w:numPr>
-          <w:ilvl w:val="1"/>
-          <w:numId w:val="30"/>
-        </w:numPr>
-      </w:pPr>
-      <w:r>
-        <w:t xml:space="preserve">Cảnh báo trực quan cho người dùng </w:t>
-      </w:r>
-    </w:p>
-    <w:p>
-      <w:pPr>
-        <w:numPr>
-          <w:ilvl w:val="0"/>
-          <w:numId w:val="30"/>
-        </w:numPr>
-      </w:pPr>
-      <w:r>
-        <w:rPr>
-          <w:b/>
-          <w:bCs/>
-        </w:rPr>
-        <w:t>Logging:</w:t>
-      </w:r>
-      <w:r>
-        <w:t xml:space="preserve"> </w:t>
-      </w:r>
-    </w:p>
-    <w:p>
-      <w:pPr>
-        <w:numPr>
-          <w:ilvl w:val="1"/>
-          <w:numId w:val="30"/>
-        </w:numPr>
-      </w:pPr>
-      <w:r>
-        <w:t xml:space="preserve">Ghi lại dữ liệu và trạng thái để phục vụ phân tích sau này </w:t>
-      </w:r>
-    </w:p>
-    <w:p>
-      <w:r>
-        <w:t>Cơ chế này đảm bảo người dùng có thể nhận biết nguy hiểm một cách nhanh chóng và rõ ràng.</w:t>
-      </w:r>
-    </w:p>
-    <w:p>
-      <w:r>
-        <w:pict w14:anchorId="5EDFFA6C">
-          <v:rect id="_x0000_i1058" style="width:0;height:1.5pt" o:hralign="center" o:hrstd="t" o:hr="t" fillcolor="#a0a0a0" stroked="f"/>
-        </w:pict>
-      </w:r>
-    </w:p>
-    <w:p>
-      <w:pPr>
-        <w:rPr>
-          <w:b/>
-          <w:bCs/>
-        </w:rPr>
-      </w:pPr>
-      <w:r>
-        <w:rPr>
-          <w:b/>
-          <w:bCs/>
-        </w:rPr>
-        <w:lastRenderedPageBreak/>
-        <w:t>4.7. Bảo mật và an toàn dữ liệu</w:t>
-      </w:r>
-    </w:p>
-    <w:p>
-      <w:r>
-        <w:t>Trong phạm vi nghiên cứu, hệ thống tập trung vào chức năng nhận diện và cảnh báo, do đó các cơ chế bảo mật được triển khai ở mức cơ bản:</w:t>
-      </w:r>
-    </w:p>
-    <w:p>
-      <w:pPr>
-        <w:numPr>
-          <w:ilvl w:val="0"/>
-          <w:numId w:val="31"/>
-        </w:numPr>
-      </w:pPr>
-      <w:r>
-        <w:t xml:space="preserve">Dữ liệu truyền qua Serial nội bộ nên ít rủi ro từ bên ngoài </w:t>
-      </w:r>
-    </w:p>
-    <w:p>
-      <w:pPr>
-        <w:numPr>
-          <w:ilvl w:val="0"/>
-          <w:numId w:val="31"/>
-        </w:numPr>
-      </w:pPr>
-      <w:r>
-        <w:t xml:space="preserve">Hệ thống không lưu trữ thông tin nhạy cảm của người dùng </w:t>
-      </w:r>
-    </w:p>
-    <w:p>
-      <w:pPr>
-        <w:numPr>
-          <w:ilvl w:val="0"/>
-          <w:numId w:val="31"/>
-        </w:numPr>
-      </w:pPr>
-      <w:r>
-        <w:t xml:space="preserve">Các lỗi trong quá trình xử lý được kiểm soát bằng điều kiện chương trình nhằm tránh gây gián đoạn </w:t>
-      </w:r>
-    </w:p>
-    <w:p>
-      <w:r>
-        <w:t>Trong tương lai, hệ thống có thể được mở rộng với:</w:t>
-      </w:r>
-    </w:p>
-    <w:p>
-      <w:pPr>
-        <w:numPr>
-          <w:ilvl w:val="0"/>
-          <w:numId w:val="32"/>
-        </w:numPr>
-      </w:pPr>
-      <w:r>
-        <w:t xml:space="preserve">mã hóa dữ liệu truyền </w:t>
-      </w:r>
-    </w:p>
-    <w:p>
-      <w:pPr>
-        <w:numPr>
-          <w:ilvl w:val="0"/>
-          <w:numId w:val="32"/>
-        </w:numPr>
-      </w:pPr>
-      <w:r>
-        <w:t xml:space="preserve">xác thực người dùng trên giao diện web </w:t>
-      </w:r>
-    </w:p>
-    <w:p>
-      <w:pPr>
-        <w:numPr>
-          <w:ilvl w:val="0"/>
-          <w:numId w:val="32"/>
-        </w:numPr>
-      </w:pPr>
-      <w:r>
-        <w:t>lưu trữ dữ liệu an toàn trên server</w:t>
-      </w:r>
-    </w:p>
-    <w:p>
-      <w:pPr>
-        <w:rPr>
-          <w:b/>
-          <w:bCs/>
-        </w:rPr>
-      </w:pPr>
-      <w:r>
-        <w:rPr>
-          <w:b/>
-          <w:bCs/>
-        </w:rPr>
-        <w:t>5. THỰC NGHIỆM VÀ KẾT QUẢ</w:t>
-      </w:r>
-    </w:p>
-    <w:p>
-      <w:r>
-        <w:pict w14:anchorId="0619391F">
-          <v:rect id="_x0000_i1059" style="width:0;height:1.5pt" o:hralign="center" o:hrstd="t" o:hr="t" fillcolor="#a0a0a0" stroked="f"/>
-        </w:pict>
-      </w:r>
-    </w:p>
-    <w:p>
-      <w:pPr>
-        <w:rPr>
-          <w:b/>
-          <w:bCs/>
-        </w:rPr>
-      </w:pPr>
-      <w:r>
-        <w:rPr>
-          <w:b/>
-          <w:bCs/>
-        </w:rPr>
         <w:t>5.1. Thiết kế kịch bản thử nghiệm</w:t>
       </w:r>
     </w:p>
@@ -3850,7 +3877,7 @@
     <w:p>
       <w:r>
         <w:pict w14:anchorId="10B10F50">
-          <v:rect id="_x0000_i1060" style="width:0;height:1.5pt" o:hralign="center" o:hrstd="t" o:hr="t" fillcolor="#a0a0a0" stroked="f"/>
+          <v:rect id="_x0000_i1058" style="width:0;height:1.5pt" o:hralign="center" o:hrstd="t" o:hr="t" fillcolor="#a0a0a0" stroked="f"/>
         </w:pict>
       </w:r>
     </w:p>
@@ -4045,7 +4072,7 @@
     <w:p>
       <w:r>
         <w:pict w14:anchorId="73A53A9D">
-          <v:rect id="_x0000_i1061" style="width:0;height:1.5pt" o:hralign="center" o:hrstd="t" o:hr="t" fillcolor="#a0a0a0" stroked="f"/>
+          <v:rect id="_x0000_i1059" style="width:0;height:1.5pt" o:hralign="center" o:hrstd="t" o:hr="t" fillcolor="#a0a0a0" stroked="f"/>
         </w:pict>
       </w:r>
     </w:p>
@@ -4694,6 +4721,274 @@
     <w:p>
       <w:r>
         <w:pict w14:anchorId="24C68EF9">
+          <v:rect id="_x0000_i1060" style="width:0;height:1.5pt" o:hralign="center" o:hrstd="t" o:hr="t" fillcolor="#a0a0a0" stroked="f"/>
+        </w:pict>
+      </w:r>
+    </w:p>
+    <w:p>
+      <w:pPr>
+        <w:rPr>
+          <w:b/>
+          <w:bCs/>
+        </w:rPr>
+      </w:pPr>
+      <w:r>
+        <w:rPr>
+          <w:b/>
+          <w:bCs/>
+        </w:rPr>
+        <w:t>5.4. Đánh giá hệ thống thực tế</w:t>
+      </w:r>
+    </w:p>
+    <w:p>
+      <w:r>
+        <w:t>Trong quá trình triển khai, hệ thống cho thấy các đặc điểm sau:</w:t>
+      </w:r>
+    </w:p>
+    <w:p>
+      <w:pPr>
+        <w:numPr>
+          <w:ilvl w:val="0"/>
+          <w:numId w:val="38"/>
+        </w:numPr>
+      </w:pPr>
+      <w:r>
+        <w:rPr>
+          <w:b/>
+          <w:bCs/>
+        </w:rPr>
+        <w:t>Độ trễ:</w:t>
+      </w:r>
+      <w:r>
+        <w:br/>
+        <w:t xml:space="preserve">Khoảng 2–4 giây, phụ thuộc vào chu kỳ lấy mẫu và xử lý dữ liệu </w:t>
+      </w:r>
+    </w:p>
+    <w:p>
+      <w:pPr>
+        <w:numPr>
+          <w:ilvl w:val="0"/>
+          <w:numId w:val="38"/>
+        </w:numPr>
+      </w:pPr>
+      <w:r>
+        <w:rPr>
+          <w:b/>
+          <w:bCs/>
+        </w:rPr>
+        <w:t>Độ ổn định:</w:t>
+      </w:r>
+      <w:r>
+        <w:br/>
+        <w:t xml:space="preserve">Hệ thống hoạt động liên tục, không xảy ra lỗi nghiêm trọng trong quá trình thử nghiệm </w:t>
+      </w:r>
+    </w:p>
+    <w:p>
+      <w:pPr>
+        <w:numPr>
+          <w:ilvl w:val="0"/>
+          <w:numId w:val="38"/>
+        </w:numPr>
+      </w:pPr>
+      <w:r>
+        <w:rPr>
+          <w:b/>
+          <w:bCs/>
+        </w:rPr>
+        <w:t>Độ chính xác cảnh báo:</w:t>
+      </w:r>
+      <w:r>
+        <w:t xml:space="preserve"> </w:t>
+      </w:r>
+    </w:p>
+    <w:p>
+      <w:pPr>
+        <w:numPr>
+          <w:ilvl w:val="1"/>
+          <w:numId w:val="38"/>
+        </w:numPr>
+      </w:pPr>
+      <w:r>
+        <w:t xml:space="preserve">Phát hiện đúng phần lớn các tình huống nguy hiểm </w:t>
+      </w:r>
+    </w:p>
+    <w:p>
+      <w:pPr>
+        <w:numPr>
+          <w:ilvl w:val="1"/>
+          <w:numId w:val="38"/>
+        </w:numPr>
+      </w:pPr>
+      <w:r>
+        <w:t xml:space="preserve">Một số cảnh báo sai xảy ra trong các trường hợp ranh giới </w:t>
+      </w:r>
+    </w:p>
+    <w:p>
+      <w:r>
+        <w:t>Nhìn chung, hệ thống đáp ứng tốt yêu cầu phát hiện nguy hiểm theo thời gian thực.</w:t>
+      </w:r>
+    </w:p>
+    <w:p>
+      <w:r>
+        <w:pict w14:anchorId="7067BCB2">
+          <v:rect id="_x0000_i1061" style="width:0;height:1.5pt" o:hralign="center" o:hrstd="t" o:hr="t" fillcolor="#a0a0a0" stroked="f"/>
+        </w:pict>
+      </w:r>
+    </w:p>
+    <w:p>
+      <w:pPr>
+        <w:rPr>
+          <w:b/>
+          <w:bCs/>
+        </w:rPr>
+      </w:pPr>
+      <w:r>
+        <w:rPr>
+          <w:b/>
+          <w:bCs/>
+        </w:rPr>
+        <w:t>5.5. Phân tích lỗi</w:t>
+      </w:r>
+    </w:p>
+    <w:p>
+      <w:r>
+        <w:lastRenderedPageBreak/>
+        <w:t>Mặc dù đạt kết quả khả quan, hệ thống vẫn tồn tại một số hạn chế:</w:t>
+      </w:r>
+    </w:p>
+    <w:p>
+      <w:pPr>
+        <w:numPr>
+          <w:ilvl w:val="0"/>
+          <w:numId w:val="39"/>
+        </w:numPr>
+      </w:pPr>
+      <w:r>
+        <w:rPr>
+          <w:b/>
+          <w:bCs/>
+        </w:rPr>
+        <w:t>Nhầm lẫn giữa “warning” và “danger”:</w:t>
+      </w:r>
+      <w:r>
+        <w:br/>
+        <w:t xml:space="preserve">Do ranh giới giữa hai trạng thái này không rõ ràng, đặc biệt trong các tình huống chuyển tiếp </w:t>
+      </w:r>
+    </w:p>
+    <w:p>
+      <w:pPr>
+        <w:numPr>
+          <w:ilvl w:val="0"/>
+          <w:numId w:val="39"/>
+        </w:numPr>
+      </w:pPr>
+      <w:r>
+        <w:rPr>
+          <w:b/>
+          <w:bCs/>
+        </w:rPr>
+        <w:t>Nhầm “warning” với “safe”:</w:t>
+      </w:r>
+      <w:r>
+        <w:br/>
+        <w:t xml:space="preserve">Xảy ra khi các tín hiệu chưa đủ mạnh để phân biệt </w:t>
+      </w:r>
+    </w:p>
+    <w:p>
+      <w:r>
+        <w:rPr>
+          <w:b/>
+          <w:bCs/>
+        </w:rPr>
+        <w:t>Nguyên nhân chính:</w:t>
+      </w:r>
+    </w:p>
+    <w:p>
+      <w:pPr>
+        <w:numPr>
+          <w:ilvl w:val="0"/>
+          <w:numId w:val="40"/>
+        </w:numPr>
+      </w:pPr>
+      <w:r>
+        <w:t xml:space="preserve">Dữ liệu huấn luyện chưa đủ đa dạng </w:t>
+      </w:r>
+    </w:p>
+    <w:p>
+      <w:pPr>
+        <w:numPr>
+          <w:ilvl w:val="0"/>
+          <w:numId w:val="40"/>
+        </w:numPr>
+      </w:pPr>
+      <w:r>
+        <w:t xml:space="preserve">Số lượng mẫu thuộc lớp “warning” và “danger” còn hạn chế </w:t>
+      </w:r>
+    </w:p>
+    <w:p>
+      <w:pPr>
+        <w:numPr>
+          <w:ilvl w:val="0"/>
+          <w:numId w:val="40"/>
+        </w:numPr>
+      </w:pPr>
+      <w:r>
+        <w:t xml:space="preserve">Các yếu tố môi trường thực tế có thể thay đổi đột ngột </w:t>
+      </w:r>
+    </w:p>
+    <w:p>
+      <w:r>
+        <w:t>Trong tương lai, việc mở rộng dữ liệu và cải tiến đặc trưng sẽ giúp giảm thiểu các sai sót này.</w:t>
+      </w:r>
+    </w:p>
+    <w:p>
+      <w:pPr>
+        <w:rPr>
+          <w:b/>
+          <w:bCs/>
+        </w:rPr>
+      </w:pPr>
+      <w:r>
+        <w:rPr>
+          <w:b/>
+          <w:bCs/>
+        </w:rPr>
+        <w:t>6. THẢO LUẬN</w:t>
+      </w:r>
+    </w:p>
+    <w:p>
+      <w:r>
+        <w:t>Hệ thống được xây dựng đã đạt được mục tiêu ban đầu là phát hiện và cảnh báo các tình huống nguy hiểm trong môi trường bếp dựa trên dữ liệu cảm biến. Việc kết hợp giữa phần cứng (Arduino và các cảm biến) với phần mềm (Python, mô hình học máy và giao diện web) đã tạo ra một hệ thống hoàn chỉnh, có khả năng hoạt động theo thời gian thực.</w:t>
+      </w:r>
+    </w:p>
+    <w:p>
+      <w:r>
+        <w:t>Một điểm đáng chú ý là việc sử dụng mô hình học máy thay vì chỉ dựa trên các ngưỡng cố định. Cách tiếp cận này giúp hệ thống linh hoạt hơn trong việc xử lý các tình huống phức tạp, đặc biệt là những trường hợp mà ranh giới giữa “an toàn” và “nguy hiểm” không rõ ràng. Bên cạnh đó, việc bổ sung các đặc trưng thời gian như absent_time, stove_time và các đặc trưng biến động như gas_delta, temp_delta đã giúp mô hình không chỉ nhìn vào trạng thái tức thời mà còn hiểu được xu hướng thay đổi của môi trường.</w:t>
+      </w:r>
+    </w:p>
+    <w:p>
+      <w:r>
+        <w:t>Ngoài ra, hệ thống còn áp dụng cơ chế kết hợp giữa mô hình học máy và các luật (business rules) do người dùng định nghĩa. Điều này giúp tăng độ tin cậy trong các tình huống quan trọng, nơi mà mô hình có thể chưa đủ chắc chắn. Đây là một hướng tiếp cận thực tế, phù hợp với các hệ thống an toàn, nơi mà sai sót có thể gây hậu quả nghiêm trọng.</w:t>
+      </w:r>
+    </w:p>
+    <w:p>
+      <w:r>
+        <w:t>Tuy nhiên, qua quá trình thử nghiệm, có thể thấy rằng việc phân biệt giữa các trạng thái trung gian như “warning” và “danger” vẫn còn gặp khó khăn. Nguyên nhân chủ yếu đến từ việc dữ liệu huấn luyện chưa đủ đa dạng, cũng như số lượng mẫu thuộc các lớp nguy hiểm còn hạn chế. Điều này phản ánh đúng bản chất của bài toán trong thực tế, khi các tình huống nguy hiểm thường hiếm gặp nhưng lại rất quan trọng.</w:t>
+      </w:r>
+    </w:p>
+    <w:p>
+      <w:r>
+        <w:t>Một điểm đáng cân nhắc khác là hệ thống hiện tại mới dừng ở mức cảnh báo, chưa có cơ chế phản ứng tự động (ví dụ: tắt bếp hoặc khóa nguồn gas). Việc mở rộng theo hướng này cần được nghiên cứu kỹ lưỡng để đảm bảo an toàn và tránh các hành vi kích hoạt sai.</w:t>
+      </w:r>
+    </w:p>
+    <w:p>
+      <w:r>
+        <w:t>Nhìn chung, hệ thống đã thể hiện được tính khả thi của việc ứng dụng học máy vào bài toán phát hiện nguy hiểm trong môi trường sinh hoạt, đồng thời mở ra nhiều hướng phát triển trong tương lai.</w:t>
+      </w:r>
+    </w:p>
+    <w:p>
+      <w:r>
+        <w:pict w14:anchorId="2009F6E9">
           <v:rect id="_x0000_i1062" style="width:0;height:1.5pt" o:hralign="center" o:hrstd="t" o:hr="t" fillcolor="#a0a0a0" stroked="f"/>
         </w:pict>
       </w:r>
@@ -4710,100 +5005,13 @@
           <w:b/>
           <w:bCs/>
         </w:rPr>
-        <w:t>5.4. Đánh giá hệ thống thực tế</w:t>
-      </w:r>
-    </w:p>
-    <w:p>
-      <w:r>
-        <w:t>Trong quá trình triển khai, hệ thống cho thấy các đặc điểm sau:</w:t>
-      </w:r>
-    </w:p>
-    <w:p>
-      <w:pPr>
-        <w:numPr>
-          <w:ilvl w:val="0"/>
-          <w:numId w:val="38"/>
-        </w:numPr>
-      </w:pPr>
-      <w:r>
-        <w:rPr>
-          <w:b/>
-          <w:bCs/>
-        </w:rPr>
-        <w:t>Độ trễ:</w:t>
-      </w:r>
-      <w:r>
-        <w:br/>
-        <w:t xml:space="preserve">Khoảng 2–4 giây, phụ thuộc vào chu kỳ lấy mẫu và xử lý dữ liệu </w:t>
-      </w:r>
-    </w:p>
-    <w:p>
-      <w:pPr>
-        <w:numPr>
-          <w:ilvl w:val="0"/>
-          <w:numId w:val="38"/>
-        </w:numPr>
-      </w:pPr>
-      <w:r>
-        <w:rPr>
-          <w:b/>
-          <w:bCs/>
-        </w:rPr>
-        <w:t>Độ ổn định:</w:t>
-      </w:r>
-      <w:r>
-        <w:br/>
-        <w:t xml:space="preserve">Hệ thống hoạt động liên tục, không xảy ra lỗi nghiêm trọng trong quá trình thử nghiệm </w:t>
-      </w:r>
-    </w:p>
-    <w:p>
-      <w:pPr>
-        <w:numPr>
-          <w:ilvl w:val="0"/>
-          <w:numId w:val="38"/>
-        </w:numPr>
-      </w:pPr>
-      <w:r>
-        <w:rPr>
-          <w:b/>
-          <w:bCs/>
-        </w:rPr>
-        <w:t>Độ chính xác cảnh báo:</w:t>
-      </w:r>
-      <w:r>
-        <w:t xml:space="preserve"> </w:t>
-      </w:r>
-    </w:p>
-    <w:p>
-      <w:pPr>
-        <w:numPr>
-          <w:ilvl w:val="1"/>
-          <w:numId w:val="38"/>
-        </w:numPr>
-      </w:pPr>
-      <w:r>
-        <w:t xml:space="preserve">Phát hiện đúng phần lớn các tình huống nguy hiểm </w:t>
-      </w:r>
-    </w:p>
-    <w:p>
-      <w:pPr>
-        <w:numPr>
-          <w:ilvl w:val="1"/>
-          <w:numId w:val="38"/>
-        </w:numPr>
-      </w:pPr>
-      <w:r>
-        <w:t xml:space="preserve">Một số cảnh báo sai xảy ra trong các trường hợp ranh giới </w:t>
-      </w:r>
-    </w:p>
-    <w:p>
-      <w:r>
-        <w:t>Nhìn chung, hệ thống đáp ứng tốt yêu cầu phát hiện nguy hiểm theo thời gian thực.</w:t>
-      </w:r>
-    </w:p>
-    <w:p>
-      <w:r>
-        <w:pict w14:anchorId="7067BCB2">
+        <w:lastRenderedPageBreak/>
+        <w:t>7. KẾT LUẬN VÀ HƯỚNG PHÁT TRIỂN</w:t>
+      </w:r>
+    </w:p>
+    <w:p>
+      <w:r>
+        <w:pict w14:anchorId="39520197">
           <v:rect id="_x0000_i1063" style="width:0;height:1.5pt" o:hralign="center" o:hrstd="t" o:hr="t" fillcolor="#a0a0a0" stroked="f"/>
         </w:pict>
       </w:r>
@@ -4820,148 +5028,27 @@
           <w:b/>
           <w:bCs/>
         </w:rPr>
-        <w:t>5.5. Phân tích lỗi</w:t>
-      </w:r>
-    </w:p>
-    <w:p>
-      <w:r>
-        <w:lastRenderedPageBreak/>
-        <w:t>Mặc dù đạt kết quả khả quan, hệ thống vẫn tồn tại một số hạn chế:</w:t>
-      </w:r>
-    </w:p>
-    <w:p>
-      <w:pPr>
-        <w:numPr>
-          <w:ilvl w:val="0"/>
-          <w:numId w:val="39"/>
-        </w:numPr>
-      </w:pPr>
-      <w:r>
-        <w:rPr>
-          <w:b/>
-          <w:bCs/>
-        </w:rPr>
-        <w:t>Nhầm lẫn giữa “warning” và “danger”:</w:t>
-      </w:r>
-      <w:r>
-        <w:br/>
-        <w:t xml:space="preserve">Do ranh giới giữa hai trạng thái này không rõ ràng, đặc biệt trong các tình huống chuyển tiếp </w:t>
-      </w:r>
-    </w:p>
-    <w:p>
-      <w:pPr>
-        <w:numPr>
-          <w:ilvl w:val="0"/>
-          <w:numId w:val="39"/>
-        </w:numPr>
-      </w:pPr>
-      <w:r>
-        <w:rPr>
-          <w:b/>
-          <w:bCs/>
-        </w:rPr>
-        <w:t>Nhầm “warning” với “safe”:</w:t>
-      </w:r>
-      <w:r>
-        <w:br/>
-        <w:t xml:space="preserve">Xảy ra khi các tín hiệu chưa đủ mạnh để phân biệt </w:t>
-      </w:r>
-    </w:p>
-    <w:p>
-      <w:r>
-        <w:rPr>
-          <w:b/>
-          <w:bCs/>
-        </w:rPr>
-        <w:t>Nguyên nhân chính:</w:t>
-      </w:r>
-    </w:p>
-    <w:p>
-      <w:pPr>
-        <w:numPr>
-          <w:ilvl w:val="0"/>
-          <w:numId w:val="40"/>
-        </w:numPr>
-      </w:pPr>
-      <w:r>
-        <w:t xml:space="preserve">Dữ liệu huấn luyện chưa đủ đa dạng </w:t>
-      </w:r>
-    </w:p>
-    <w:p>
-      <w:pPr>
-        <w:numPr>
-          <w:ilvl w:val="0"/>
-          <w:numId w:val="40"/>
-        </w:numPr>
-      </w:pPr>
-      <w:r>
-        <w:t xml:space="preserve">Số lượng mẫu thuộc lớp “warning” và “danger” còn hạn chế </w:t>
-      </w:r>
-    </w:p>
-    <w:p>
-      <w:pPr>
-        <w:numPr>
-          <w:ilvl w:val="0"/>
-          <w:numId w:val="40"/>
-        </w:numPr>
-      </w:pPr>
-      <w:r>
-        <w:t xml:space="preserve">Các yếu tố môi trường thực tế có thể thay đổi đột ngột </w:t>
-      </w:r>
-    </w:p>
-    <w:p>
-      <w:r>
-        <w:t>Trong tương lai, việc mở rộng dữ liệu và cải tiến đặc trưng sẽ giúp giảm thiểu các sai sót này.</w:t>
-      </w:r>
-    </w:p>
-    <w:p>
-      <w:pPr>
-        <w:rPr>
-          <w:b/>
-          <w:bCs/>
-        </w:rPr>
-      </w:pPr>
-      <w:r>
-        <w:rPr>
-          <w:b/>
-          <w:bCs/>
-        </w:rPr>
-        <w:t>6. THẢO LUẬN</w:t>
-      </w:r>
-    </w:p>
-    <w:p>
-      <w:r>
-        <w:t>Hệ thống được xây dựng đã đạt được mục tiêu ban đầu là phát hiện và cảnh báo các tình huống nguy hiểm trong môi trường bếp dựa trên dữ liệu cảm biến. Việc kết hợp giữa phần cứng (Arduino và các cảm biến) với phần mềm (Python, mô hình học máy và giao diện web) đã tạo ra một hệ thống hoàn chỉnh, có khả năng hoạt động theo thời gian thực.</w:t>
-      </w:r>
-    </w:p>
-    <w:p>
-      <w:r>
-        <w:t>Một điểm đáng chú ý là việc sử dụng mô hình học máy thay vì chỉ dựa trên các ngưỡng cố định. Cách tiếp cận này giúp hệ thống linh hoạt hơn trong việc xử lý các tình huống phức tạp, đặc biệt là những trường hợp mà ranh giới giữa “an toàn” và “nguy hiểm” không rõ ràng. Bên cạnh đó, việc bổ sung các đặc trưng thời gian như absent_time, stove_time và các đặc trưng biến động như gas_delta, temp_delta đã giúp mô hình không chỉ nhìn vào trạng thái tức thời mà còn hiểu được xu hướng thay đổi của môi trường.</w:t>
-      </w:r>
-    </w:p>
-    <w:p>
-      <w:r>
-        <w:t>Ngoài ra, hệ thống còn áp dụng cơ chế kết hợp giữa mô hình học máy và các luật (business rules) do người dùng định nghĩa. Điều này giúp tăng độ tin cậy trong các tình huống quan trọng, nơi mà mô hình có thể chưa đủ chắc chắn. Đây là một hướng tiếp cận thực tế, phù hợp với các hệ thống an toàn, nơi mà sai sót có thể gây hậu quả nghiêm trọng.</w:t>
-      </w:r>
-    </w:p>
-    <w:p>
-      <w:r>
-        <w:t>Tuy nhiên, qua quá trình thử nghiệm, có thể thấy rằng việc phân biệt giữa các trạng thái trung gian như “warning” và “danger” vẫn còn gặp khó khăn. Nguyên nhân chủ yếu đến từ việc dữ liệu huấn luyện chưa đủ đa dạng, cũng như số lượng mẫu thuộc các lớp nguy hiểm còn hạn chế. Điều này phản ánh đúng bản chất của bài toán trong thực tế, khi các tình huống nguy hiểm thường hiếm gặp nhưng lại rất quan trọng.</w:t>
-      </w:r>
-    </w:p>
-    <w:p>
-      <w:r>
-        <w:t>Một điểm đáng cân nhắc khác là hệ thống hiện tại mới dừng ở mức cảnh báo, chưa có cơ chế phản ứng tự động (ví dụ: tắt bếp hoặc khóa nguồn gas). Việc mở rộng theo hướng này cần được nghiên cứu kỹ lưỡng để đảm bảo an toàn và tránh các hành vi kích hoạt sai.</w:t>
-      </w:r>
-    </w:p>
-    <w:p>
-      <w:r>
-        <w:t>Nhìn chung, hệ thống đã thể hiện được tính khả thi của việc ứng dụng học máy vào bài toán phát hiện nguy hiểm trong môi trường sinh hoạt, đồng thời mở ra nhiều hướng phát triển trong tương lai.</w:t>
-      </w:r>
-    </w:p>
-    <w:p>
-      <w:r>
-        <w:pict w14:anchorId="2009F6E9">
+        <w:t>7.1. Kết luận</w:t>
+      </w:r>
+    </w:p>
+    <w:p>
+      <w:r>
+        <w:t>Trong nghiên cứu này, một hệ thống phát hiện và cảnh báo nguy hiểm trong môi trường bếp đã được thiết kế và triển khai thành công. Hệ thống sử dụng dữ liệu từ các cảm biến như gas, nhiệt độ, lửa và sự hiện diện của con người, kết hợp với mô hình học máy để phân loại trạng thái thành ba mức: an toàn, cảnh báo và nguy hiểm.</w:t>
+      </w:r>
+    </w:p>
+    <w:p>
+      <w:r>
+        <w:t>Kết quả cho thấy mô hình có khả năng nhận diện tốt các tình huống nguy hiểm điển hình như rò rỉ gas, cháy nhỏ hoặc quên bếp. Việc bổ sung các đặc trưng thời gian và biến động đã giúp cải thiện đáng kể hiệu quả so với cách tiếp cận chỉ dựa trên dữ liệu tức thời.</w:t>
+      </w:r>
+    </w:p>
+    <w:p>
+      <w:r>
+        <w:t>Ngoài ra, hệ thống còn có khả năng hoạt động theo thời gian thực, tích hợp với giao diện web để hiển thị thông tin và đưa ra cảnh báo thông qua còi và đèn. Điều này cho thấy tính ứng dụng cao của hệ thống trong thực tế.</w:t>
+      </w:r>
+    </w:p>
+    <w:p>
+      <w:r>
+        <w:pict w14:anchorId="1A13D97F">
           <v:rect id="_x0000_i1064" style="width:0;height:1.5pt" o:hralign="center" o:hrstd="t" o:hr="t" fillcolor="#a0a0a0" stroked="f"/>
         </w:pict>
       </w:r>
@@ -4978,13 +5065,77 @@
           <w:b/>
           <w:bCs/>
         </w:rPr>
-        <w:lastRenderedPageBreak/>
-        <w:t>7. KẾT LUẬN VÀ HƯỚNG PHÁT TRIỂN</w:t>
-      </w:r>
-    </w:p>
-    <w:p>
-      <w:r>
-        <w:pict w14:anchorId="39520197">
+        <w:t>7.2. Hạn chế</w:t>
+      </w:r>
+    </w:p>
+    <w:p>
+      <w:r>
+        <w:t>Mặc dù đạt được nhiều kết quả tích cực, hệ thống vẫn tồn tại một số hạn chế:</w:t>
+      </w:r>
+    </w:p>
+    <w:p>
+      <w:pPr>
+        <w:numPr>
+          <w:ilvl w:val="0"/>
+          <w:numId w:val="41"/>
+        </w:numPr>
+      </w:pPr>
+      <w:r>
+        <w:t xml:space="preserve">Dữ liệu huấn luyện còn hạn chế, đặc biệt là các tình huống nguy hiểm </w:t>
+      </w:r>
+    </w:p>
+    <w:p>
+      <w:pPr>
+        <w:numPr>
+          <w:ilvl w:val="0"/>
+          <w:numId w:val="41"/>
+        </w:numPr>
+      </w:pPr>
+      <w:r>
+        <w:t xml:space="preserve">Mô hình đôi khi nhầm lẫn giữa các trạng thái “warning” và “danger” </w:t>
+      </w:r>
+    </w:p>
+    <w:p>
+      <w:pPr>
+        <w:numPr>
+          <w:ilvl w:val="0"/>
+          <w:numId w:val="41"/>
+        </w:numPr>
+      </w:pPr>
+      <w:r>
+        <w:t xml:space="preserve">Chưa tích hợp cơ chế xử lý tự động sau khi phát hiện nguy hiểm </w:t>
+      </w:r>
+    </w:p>
+    <w:p>
+      <w:pPr>
+        <w:numPr>
+          <w:ilvl w:val="0"/>
+          <w:numId w:val="41"/>
+        </w:numPr>
+      </w:pPr>
+      <w:r>
+        <w:t xml:space="preserve">Hệ thống phụ thuộc vào điều kiện môi trường và chất lượng cảm biến </w:t>
+      </w:r>
+    </w:p>
+    <w:p>
+      <w:pPr>
+        <w:numPr>
+          <w:ilvl w:val="0"/>
+          <w:numId w:val="41"/>
+        </w:numPr>
+      </w:pPr>
+      <w:r>
+        <w:t xml:space="preserve">Quy mô hệ thống còn nhỏ, chưa được kiểm chứng trong môi trường thực tế dài hạn </w:t>
+      </w:r>
+    </w:p>
+    <w:p>
+      <w:r>
+        <w:t>Những hạn chế này là cơ sở để tiếp tục cải tiến hệ thống trong các nghiên cứu tiếp theo.</w:t>
+      </w:r>
+    </w:p>
+    <w:p>
+      <w:r>
+        <w:pict w14:anchorId="068B963C">
           <v:rect id="_x0000_i1065" style="width:0;height:1.5pt" o:hralign="center" o:hrstd="t" o:hr="t" fillcolor="#a0a0a0" stroked="f"/>
         </w:pict>
       </w:r>
@@ -5001,130 +5152,6 @@
           <w:b/>
           <w:bCs/>
         </w:rPr>
-        <w:t>7.1. Kết luận</w:t>
-      </w:r>
-    </w:p>
-    <w:p>
-      <w:r>
-        <w:t>Trong nghiên cứu này, một hệ thống phát hiện và cảnh báo nguy hiểm trong môi trường bếp đã được thiết kế và triển khai thành công. Hệ thống sử dụng dữ liệu từ các cảm biến như gas, nhiệt độ, lửa và sự hiện diện của con người, kết hợp với mô hình học máy để phân loại trạng thái thành ba mức: an toàn, cảnh báo và nguy hiểm.</w:t>
-      </w:r>
-    </w:p>
-    <w:p>
-      <w:r>
-        <w:t>Kết quả cho thấy mô hình có khả năng nhận diện tốt các tình huống nguy hiểm điển hình như rò rỉ gas, cháy nhỏ hoặc quên bếp. Việc bổ sung các đặc trưng thời gian và biến động đã giúp cải thiện đáng kể hiệu quả so với cách tiếp cận chỉ dựa trên dữ liệu tức thời.</w:t>
-      </w:r>
-    </w:p>
-    <w:p>
-      <w:r>
-        <w:t>Ngoài ra, hệ thống còn có khả năng hoạt động theo thời gian thực, tích hợp với giao diện web để hiển thị thông tin và đưa ra cảnh báo thông qua còi và đèn. Điều này cho thấy tính ứng dụng cao của hệ thống trong thực tế.</w:t>
-      </w:r>
-    </w:p>
-    <w:p>
-      <w:r>
-        <w:pict w14:anchorId="1A13D97F">
-          <v:rect id="_x0000_i1066" style="width:0;height:1.5pt" o:hralign="center" o:hrstd="t" o:hr="t" fillcolor="#a0a0a0" stroked="f"/>
-        </w:pict>
-      </w:r>
-    </w:p>
-    <w:p>
-      <w:pPr>
-        <w:rPr>
-          <w:b/>
-          <w:bCs/>
-        </w:rPr>
-      </w:pPr>
-      <w:r>
-        <w:rPr>
-          <w:b/>
-          <w:bCs/>
-        </w:rPr>
-        <w:t>7.2. Hạn chế</w:t>
-      </w:r>
-    </w:p>
-    <w:p>
-      <w:r>
-        <w:t>Mặc dù đạt được nhiều kết quả tích cực, hệ thống vẫn tồn tại một số hạn chế:</w:t>
-      </w:r>
-    </w:p>
-    <w:p>
-      <w:pPr>
-        <w:numPr>
-          <w:ilvl w:val="0"/>
-          <w:numId w:val="41"/>
-        </w:numPr>
-      </w:pPr>
-      <w:r>
-        <w:t xml:space="preserve">Dữ liệu huấn luyện còn hạn chế, đặc biệt là các tình huống nguy hiểm </w:t>
-      </w:r>
-    </w:p>
-    <w:p>
-      <w:pPr>
-        <w:numPr>
-          <w:ilvl w:val="0"/>
-          <w:numId w:val="41"/>
-        </w:numPr>
-      </w:pPr>
-      <w:r>
-        <w:t xml:space="preserve">Mô hình đôi khi nhầm lẫn giữa các trạng thái “warning” và “danger” </w:t>
-      </w:r>
-    </w:p>
-    <w:p>
-      <w:pPr>
-        <w:numPr>
-          <w:ilvl w:val="0"/>
-          <w:numId w:val="41"/>
-        </w:numPr>
-      </w:pPr>
-      <w:r>
-        <w:t xml:space="preserve">Chưa tích hợp cơ chế xử lý tự động sau khi phát hiện nguy hiểm </w:t>
-      </w:r>
-    </w:p>
-    <w:p>
-      <w:pPr>
-        <w:numPr>
-          <w:ilvl w:val="0"/>
-          <w:numId w:val="41"/>
-        </w:numPr>
-      </w:pPr>
-      <w:r>
-        <w:t xml:space="preserve">Hệ thống phụ thuộc vào điều kiện môi trường và chất lượng cảm biến </w:t>
-      </w:r>
-    </w:p>
-    <w:p>
-      <w:pPr>
-        <w:numPr>
-          <w:ilvl w:val="0"/>
-          <w:numId w:val="41"/>
-        </w:numPr>
-      </w:pPr>
-      <w:r>
-        <w:t xml:space="preserve">Quy mô hệ thống còn nhỏ, chưa được kiểm chứng trong môi trường thực tế dài hạn </w:t>
-      </w:r>
-    </w:p>
-    <w:p>
-      <w:r>
-        <w:t>Những hạn chế này là cơ sở để tiếp tục cải tiến hệ thống trong các nghiên cứu tiếp theo.</w:t>
-      </w:r>
-    </w:p>
-    <w:p>
-      <w:r>
-        <w:pict w14:anchorId="068B963C">
-          <v:rect id="_x0000_i1067" style="width:0;height:1.5pt" o:hralign="center" o:hrstd="t" o:hr="t" fillcolor="#a0a0a0" stroked="f"/>
-        </w:pict>
-      </w:r>
-    </w:p>
-    <w:p>
-      <w:pPr>
-        <w:rPr>
-          <w:b/>
-          <w:bCs/>
-        </w:rPr>
-      </w:pPr>
-      <w:r>
-        <w:rPr>
-          <w:b/>
-          <w:bCs/>
-        </w:rPr>
         <w:t>7.3. Hướng phát triển</w:t>
       </w:r>
     </w:p>
@@ -5401,6 +5428,27 @@
       </w:r>
       <w:r>
         <w:t>.</w:t>
+      </w:r>
+    </w:p>
+    <w:p/>
+    <w:p/>
+    <w:p/>
+    <w:p>
+      <w:pPr>
+        <w:rPr>
+          <w:lang w:val="en-150"/>
+        </w:rPr>
+      </w:pPr>
+      <w:r>
+        <w:rPr>
+          <w:lang w:val="en-150"/>
+        </w:rPr>
+        <w:t>Phần mã nguồn</w:t>
+      </w:r>
+    </w:p>
+    <w:p>
+      <w:r>
+        <w:t>https://github.com/kizunarika/kitchen_safety_system</w:t>
       </w:r>
     </w:p>
     <w:p>
@@ -11128,6 +11176,155 @@
     </w:lvl>
   </w:abstractNum>
   <w:abstractNum w:abstractNumId="38" w15:restartNumberingAfterBreak="0">
+    <w:nsid w:val="743020A5"/>
+    <w:multiLevelType w:val="multilevel"/>
+    <w:tmpl w:val="31F27128"/>
+    <w:lvl w:ilvl="0">
+      <w:start w:val="1"/>
+      <w:numFmt w:val="bullet"/>
+      <w:lvlText w:val=""/>
+      <w:lvlJc w:val="left"/>
+      <w:pPr>
+        <w:tabs>
+          <w:tab w:val="num" w:pos="720"/>
+        </w:tabs>
+        <w:ind w:left="720" w:hanging="360"/>
+      </w:pPr>
+      <w:rPr>
+        <w:rFonts w:ascii="Symbol" w:hAnsi="Symbol" w:hint="default"/>
+        <w:sz w:val="20"/>
+      </w:rPr>
+    </w:lvl>
+    <w:lvl w:ilvl="1" w:tentative="1">
+      <w:start w:val="1"/>
+      <w:numFmt w:val="bullet"/>
+      <w:lvlText w:val="o"/>
+      <w:lvlJc w:val="left"/>
+      <w:pPr>
+        <w:tabs>
+          <w:tab w:val="num" w:pos="1440"/>
+        </w:tabs>
+        <w:ind w:left="1440" w:hanging="360"/>
+      </w:pPr>
+      <w:rPr>
+        <w:rFonts w:ascii="Courier New" w:hAnsi="Courier New" w:hint="default"/>
+        <w:sz w:val="20"/>
+      </w:rPr>
+    </w:lvl>
+    <w:lvl w:ilvl="2" w:tentative="1">
+      <w:start w:val="1"/>
+      <w:numFmt w:val="bullet"/>
+      <w:lvlText w:val=""/>
+      <w:lvlJc w:val="left"/>
+      <w:pPr>
+        <w:tabs>
+          <w:tab w:val="num" w:pos="2160"/>
+        </w:tabs>
+        <w:ind w:left="2160" w:hanging="360"/>
+      </w:pPr>
+      <w:rPr>
+        <w:rFonts w:ascii="Wingdings" w:hAnsi="Wingdings" w:hint="default"/>
+        <w:sz w:val="20"/>
+      </w:rPr>
+    </w:lvl>
+    <w:lvl w:ilvl="3" w:tentative="1">
+      <w:start w:val="1"/>
+      <w:numFmt w:val="bullet"/>
+      <w:lvlText w:val=""/>
+      <w:lvlJc w:val="left"/>
+      <w:pPr>
+        <w:tabs>
+          <w:tab w:val="num" w:pos="2880"/>
+        </w:tabs>
+        <w:ind w:left="2880" w:hanging="360"/>
+      </w:pPr>
+      <w:rPr>
+        <w:rFonts w:ascii="Wingdings" w:hAnsi="Wingdings" w:hint="default"/>
+        <w:sz w:val="20"/>
+      </w:rPr>
+    </w:lvl>
+    <w:lvl w:ilvl="4" w:tentative="1">
+      <w:start w:val="1"/>
+      <w:numFmt w:val="bullet"/>
+      <w:lvlText w:val=""/>
+      <w:lvlJc w:val="left"/>
+      <w:pPr>
+        <w:tabs>
+          <w:tab w:val="num" w:pos="3600"/>
+        </w:tabs>
+        <w:ind w:left="3600" w:hanging="360"/>
+      </w:pPr>
+      <w:rPr>
+        <w:rFonts w:ascii="Wingdings" w:hAnsi="Wingdings" w:hint="default"/>
+        <w:sz w:val="20"/>
+      </w:rPr>
+    </w:lvl>
+    <w:lvl w:ilvl="5" w:tentative="1">
+      <w:start w:val="1"/>
+      <w:numFmt w:val="bullet"/>
+      <w:lvlText w:val=""/>
+      <w:lvlJc w:val="left"/>
+      <w:pPr>
+        <w:tabs>
+          <w:tab w:val="num" w:pos="4320"/>
+        </w:tabs>
+        <w:ind w:left="4320" w:hanging="360"/>
+      </w:pPr>
+      <w:rPr>
+        <w:rFonts w:ascii="Wingdings" w:hAnsi="Wingdings" w:hint="default"/>
+        <w:sz w:val="20"/>
+      </w:rPr>
+    </w:lvl>
+    <w:lvl w:ilvl="6" w:tentative="1">
+      <w:start w:val="1"/>
+      <w:numFmt w:val="bullet"/>
+      <w:lvlText w:val=""/>
+      <w:lvlJc w:val="left"/>
+      <w:pPr>
+        <w:tabs>
+          <w:tab w:val="num" w:pos="5040"/>
+        </w:tabs>
+        <w:ind w:left="5040" w:hanging="360"/>
+      </w:pPr>
+      <w:rPr>
+        <w:rFonts w:ascii="Wingdings" w:hAnsi="Wingdings" w:hint="default"/>
+        <w:sz w:val="20"/>
+      </w:rPr>
+    </w:lvl>
+    <w:lvl w:ilvl="7" w:tentative="1">
+      <w:start w:val="1"/>
+      <w:numFmt w:val="bullet"/>
+      <w:lvlText w:val=""/>
+      <w:lvlJc w:val="left"/>
+      <w:pPr>
+        <w:tabs>
+          <w:tab w:val="num" w:pos="5760"/>
+        </w:tabs>
+        <w:ind w:left="5760" w:hanging="360"/>
+      </w:pPr>
+      <w:rPr>
+        <w:rFonts w:ascii="Wingdings" w:hAnsi="Wingdings" w:hint="default"/>
+        <w:sz w:val="20"/>
+      </w:rPr>
+    </w:lvl>
+    <w:lvl w:ilvl="8" w:tentative="1">
+      <w:start w:val="1"/>
+      <w:numFmt w:val="bullet"/>
+      <w:lvlText w:val=""/>
+      <w:lvlJc w:val="left"/>
+      <w:pPr>
+        <w:tabs>
+          <w:tab w:val="num" w:pos="6480"/>
+        </w:tabs>
+        <w:ind w:left="6480" w:hanging="360"/>
+      </w:pPr>
+      <w:rPr>
+        <w:rFonts w:ascii="Wingdings" w:hAnsi="Wingdings" w:hint="default"/>
+        <w:sz w:val="20"/>
+      </w:rPr>
+    </w:lvl>
+  </w:abstractNum>
+  <w:abstractNum w:abstractNumId="39" w15:restartNumberingAfterBreak="0">
     <w:nsid w:val="76C828EB"/>
     <w:multiLevelType w:val="multilevel"/>
     <w:tmpl w:val="0B04F198"/>
@@ -11276,7 +11473,7 @@
       </w:rPr>
     </w:lvl>
   </w:abstractNum>
-  <w:abstractNum w:abstractNumId="39" w15:restartNumberingAfterBreak="0">
+  <w:abstractNum w:abstractNumId="40" w15:restartNumberingAfterBreak="0">
     <w:nsid w:val="78551CB8"/>
     <w:multiLevelType w:val="multilevel"/>
     <w:tmpl w:val="0F5EDF28"/>
@@ -11425,7 +11622,7 @@
       </w:rPr>
     </w:lvl>
   </w:abstractNum>
-  <w:abstractNum w:abstractNumId="40" w15:restartNumberingAfterBreak="0">
+  <w:abstractNum w:abstractNumId="41" w15:restartNumberingAfterBreak="0">
     <w:nsid w:val="7CE0638A"/>
     <w:multiLevelType w:val="multilevel"/>
     <w:tmpl w:val="C318ECEE"/>
@@ -11574,7 +11771,7 @@
       </w:rPr>
     </w:lvl>
   </w:abstractNum>
-  <w:abstractNum w:abstractNumId="41" w15:restartNumberingAfterBreak="0">
+  <w:abstractNum w:abstractNumId="42" w15:restartNumberingAfterBreak="0">
     <w:nsid w:val="7D9B6A18"/>
     <w:multiLevelType w:val="multilevel"/>
     <w:tmpl w:val="EAE87966"/>
@@ -11727,7 +11924,7 @@
     <w:abstractNumId w:val="29"/>
   </w:num>
   <w:num w:numId="2">
-    <w:abstractNumId w:val="39"/>
+    <w:abstractNumId w:val="40"/>
   </w:num>
   <w:num w:numId="3">
     <w:abstractNumId w:val="31"/>
@@ -11748,7 +11945,7 @@
     <w:abstractNumId w:val="23"/>
   </w:num>
   <w:num w:numId="9">
-    <w:abstractNumId w:val="38"/>
+    <w:abstractNumId w:val="39"/>
   </w:num>
   <w:num w:numId="10">
     <w:abstractNumId w:val="1"/>
@@ -11796,7 +11993,7 @@
     <w:abstractNumId w:val="13"/>
   </w:num>
   <w:num w:numId="25">
-    <w:abstractNumId w:val="41"/>
+    <w:abstractNumId w:val="42"/>
   </w:num>
   <w:num w:numId="26">
     <w:abstractNumId w:val="30"/>
@@ -11814,7 +12011,7 @@
     <w:abstractNumId w:val="32"/>
   </w:num>
   <w:num w:numId="31">
-    <w:abstractNumId w:val="40"/>
+    <w:abstractNumId w:val="41"/>
   </w:num>
   <w:num w:numId="32">
     <w:abstractNumId w:val="9"/>
@@ -11848,6 +12045,9 @@
   </w:num>
   <w:num w:numId="42">
     <w:abstractNumId w:val="8"/>
+  </w:num>
+  <w:num w:numId="43">
+    <w:abstractNumId w:val="38"/>
   </w:num>
   <w:numIdMacAtCleanup w:val="42"/>
 </w:numbering>
